--- a/tests/fixtures/lecture.docx
+++ b/tests/fixtures/lecture.docx
@@ -7,7 +7,7 @@
         <w:pStyle w:val="Title"/>
       </w:pPr>
       <w:r>
-        <w:t>CoFolio Word Preview</w:t>
+        <w:t>Amadeus Word Preview</w:t>
       </w:r>
     </w:p>
     <w:p>
